--- a/Quiz 5.docx
+++ b/Quiz 5.docx
@@ -61,45 +61,7 @@
           <w:szCs w:val="36"/>
           <w14:ligatures w14:val="none"/>
         </w:rPr>
-        <w:t>Question 1 </w:t>
-      </w:r>
-      <w:r>
-        <w:rPr>
-          <w:rFonts w:ascii="Lato" w:eastAsia="Times New Roman" w:hAnsi="Lato" w:cs="Times New Roman"/>
-          <w:color w:val="202122"/>
-          <w:spacing w:val="3"/>
-          <w:kern w:val="0"/>
-          <w:sz w:val="36"/>
-          <w:szCs w:val="36"/>
-          <w14:ligatures w14:val="none"/>
-        </w:rPr>
-        <w:t>(1 point)</w:t>
-      </w:r>
-    </w:p>
-    <w:p>
-      <w:pPr>
-        <w:spacing w:after="0" w:line="240" w:lineRule="auto"/>
-        <w:rPr>
-          <w:rFonts w:ascii="Lato" w:eastAsia="Times New Roman" w:hAnsi="Lato" w:cs="Times New Roman"/>
-          <w:color w:val="202122"/>
-          <w:spacing w:val="3"/>
-          <w:kern w:val="0"/>
-          <w:sz w:val="28"/>
-          <w:szCs w:val="28"/>
-          <w14:ligatures w14:val="none"/>
-        </w:rPr>
-      </w:pPr>
-      <w:r>
-        <w:rPr>
-          <w:rFonts w:ascii="Lato" w:eastAsia="Times New Roman" w:hAnsi="Lato" w:cs="Times New Roman"/>
-          <w:color w:val="202122"/>
-          <w:spacing w:val="3"/>
-          <w:kern w:val="0"/>
-          <w:sz w:val="28"/>
-          <w:szCs w:val="28"/>
-          <w14:ligatures w14:val="none"/>
-        </w:rPr>
-        <w:t> </w:t>
+        <w:t>Question 1</w:t>
       </w:r>
     </w:p>
     <w:p>
@@ -125,7 +87,7 @@
           <w:szCs w:val="28"/>
           <w14:ligatures w14:val="none"/>
         </w:rPr>
-        <w:t>Given a following code snippet that's part of a C++ program that compiles and runs:</w:t>
+        <w:t>Given a following code snippet</w:t>
       </w:r>
     </w:p>
     <w:p>
@@ -451,45 +413,7 @@
           <w:szCs w:val="36"/>
           <w14:ligatures w14:val="none"/>
         </w:rPr>
-        <w:t>Question 2 </w:t>
-      </w:r>
-      <w:r>
-        <w:rPr>
-          <w:rFonts w:ascii="Lato" w:eastAsia="Times New Roman" w:hAnsi="Lato" w:cs="Times New Roman"/>
-          <w:color w:val="202122"/>
-          <w:spacing w:val="3"/>
-          <w:kern w:val="0"/>
-          <w:sz w:val="36"/>
-          <w:szCs w:val="36"/>
-          <w14:ligatures w14:val="none"/>
-        </w:rPr>
-        <w:t>(1 point)</w:t>
-      </w:r>
-    </w:p>
-    <w:p>
-      <w:pPr>
-        <w:spacing w:after="0" w:line="240" w:lineRule="auto"/>
-        <w:rPr>
-          <w:rFonts w:ascii="Lato" w:eastAsia="Times New Roman" w:hAnsi="Lato" w:cs="Times New Roman"/>
-          <w:color w:val="202122"/>
-          <w:spacing w:val="3"/>
-          <w:kern w:val="0"/>
-          <w:sz w:val="28"/>
-          <w:szCs w:val="28"/>
-          <w14:ligatures w14:val="none"/>
-        </w:rPr>
-      </w:pPr>
-      <w:r>
-        <w:rPr>
-          <w:rFonts w:ascii="Lato" w:eastAsia="Times New Roman" w:hAnsi="Lato" w:cs="Times New Roman"/>
-          <w:color w:val="202122"/>
-          <w:spacing w:val="3"/>
-          <w:kern w:val="0"/>
-          <w:sz w:val="28"/>
-          <w:szCs w:val="28"/>
-          <w14:ligatures w14:val="none"/>
-        </w:rPr>
-        <w:t> </w:t>
+        <w:t>Question 2</w:t>
       </w:r>
     </w:p>
     <w:p>
@@ -515,7 +439,7 @@
           <w:szCs w:val="28"/>
           <w14:ligatures w14:val="none"/>
         </w:rPr>
-        <w:t>Given a following code snippet that's part of a C++ program that compiles and runs:</w:t>
+        <w:t>Given a following code snippet</w:t>
       </w:r>
     </w:p>
     <w:p>
@@ -1113,123 +1037,85 @@
           <w:szCs w:val="36"/>
           <w14:ligatures w14:val="none"/>
         </w:rPr>
+        <w:t>Question 3</w:t>
+      </w:r>
+    </w:p>
+    <w:p>
+      <w:pPr>
+        <w:spacing w:after="240" w:line="240" w:lineRule="auto"/>
+        <w:rPr>
+          <w:rFonts w:ascii="Lato" w:eastAsia="Times New Roman" w:hAnsi="Lato" w:cs="Times New Roman"/>
+          <w:color w:val="202122"/>
+          <w:spacing w:val="3"/>
+          <w:kern w:val="0"/>
+          <w:sz w:val="28"/>
+          <w:szCs w:val="28"/>
+          <w14:ligatures w14:val="none"/>
+        </w:rPr>
+      </w:pPr>
+      <w:r>
+        <w:rPr>
+          <w:rFonts w:ascii="Lato" w:eastAsia="Times New Roman" w:hAnsi="Lato" w:cs="Times New Roman"/>
+          <w:color w:val="202122"/>
+          <w:spacing w:val="3"/>
+          <w:kern w:val="0"/>
+          <w:sz w:val="28"/>
+          <w:szCs w:val="28"/>
+          <w14:ligatures w14:val="none"/>
+        </w:rPr>
+        <w:t>Given a following code snippet</w:t>
+      </w:r>
+    </w:p>
+    <w:p>
+      <w:pPr>
+        <w:spacing w:before="120" w:after="240" w:line="240" w:lineRule="auto"/>
+        <w:rPr>
+          <w:rFonts w:ascii="Lato" w:eastAsia="Times New Roman" w:hAnsi="Lato" w:cs="Times New Roman"/>
+          <w:color w:val="202122"/>
+          <w:spacing w:val="3"/>
+          <w:kern w:val="0"/>
+          <w:sz w:val="28"/>
+          <w:szCs w:val="28"/>
+          <w14:ligatures w14:val="none"/>
+        </w:rPr>
+      </w:pPr>
+      <w:r>
+        <w:rPr>
+          <w:rFonts w:ascii="Lato" w:eastAsia="Times New Roman" w:hAnsi="Lato" w:cs="Times New Roman"/>
+          <w:color w:val="202122"/>
+          <w:spacing w:val="3"/>
+          <w:kern w:val="0"/>
+          <w:sz w:val="28"/>
+          <w:szCs w:val="28"/>
+          <w14:ligatures w14:val="none"/>
+        </w:rPr>
+        <w:t>====</w:t>
+      </w:r>
+    </w:p>
+    <w:p>
+      <w:pPr>
+        <w:spacing w:before="120" w:after="240" w:line="240" w:lineRule="auto"/>
+        <w:rPr>
+          <w:rFonts w:ascii="Lato" w:eastAsia="Times New Roman" w:hAnsi="Lato" w:cs="Times New Roman"/>
+          <w:color w:val="202122"/>
+          <w:spacing w:val="3"/>
+          <w:kern w:val="0"/>
+          <w:sz w:val="28"/>
+          <w:szCs w:val="28"/>
+          <w14:ligatures w14:val="none"/>
+        </w:rPr>
+      </w:pPr>
+      <w:r>
+        <w:rPr>
+          <w:rFonts w:ascii="Lato" w:eastAsia="Times New Roman" w:hAnsi="Lato" w:cs="Times New Roman"/>
+          <w:color w:val="202122"/>
+          <w:spacing w:val="3"/>
+          <w:kern w:val="0"/>
+          <w:sz w:val="28"/>
+          <w:szCs w:val="28"/>
+          <w14:ligatures w14:val="none"/>
+        </w:rPr>
         <w:lastRenderedPageBreak/>
-        <w:t>Question 3 </w:t>
-      </w:r>
-      <w:r>
-        <w:rPr>
-          <w:rFonts w:ascii="Lato" w:eastAsia="Times New Roman" w:hAnsi="Lato" w:cs="Times New Roman"/>
-          <w:color w:val="202122"/>
-          <w:spacing w:val="3"/>
-          <w:kern w:val="0"/>
-          <w:sz w:val="36"/>
-          <w:szCs w:val="36"/>
-          <w14:ligatures w14:val="none"/>
-        </w:rPr>
-        <w:t>(1 point)</w:t>
-      </w:r>
-    </w:p>
-    <w:p>
-      <w:pPr>
-        <w:spacing w:after="0" w:line="240" w:lineRule="auto"/>
-        <w:rPr>
-          <w:rFonts w:ascii="Lato" w:eastAsia="Times New Roman" w:hAnsi="Lato" w:cs="Times New Roman"/>
-          <w:color w:val="202122"/>
-          <w:spacing w:val="3"/>
-          <w:kern w:val="0"/>
-          <w:sz w:val="28"/>
-          <w:szCs w:val="28"/>
-          <w14:ligatures w14:val="none"/>
-        </w:rPr>
-      </w:pPr>
-      <w:r>
-        <w:rPr>
-          <w:rFonts w:ascii="Lato" w:eastAsia="Times New Roman" w:hAnsi="Lato" w:cs="Times New Roman"/>
-          <w:color w:val="202122"/>
-          <w:spacing w:val="3"/>
-          <w:kern w:val="0"/>
-          <w:sz w:val="28"/>
-          <w:szCs w:val="28"/>
-          <w14:ligatures w14:val="none"/>
-        </w:rPr>
-        <w:t> </w:t>
-      </w:r>
-    </w:p>
-    <w:p>
-      <w:pPr>
-        <w:spacing w:after="240" w:line="240" w:lineRule="auto"/>
-        <w:rPr>
-          <w:rFonts w:ascii="Lato" w:eastAsia="Times New Roman" w:hAnsi="Lato" w:cs="Times New Roman"/>
-          <w:color w:val="202122"/>
-          <w:spacing w:val="3"/>
-          <w:kern w:val="0"/>
-          <w:sz w:val="28"/>
-          <w:szCs w:val="28"/>
-          <w14:ligatures w14:val="none"/>
-        </w:rPr>
-      </w:pPr>
-      <w:r>
-        <w:rPr>
-          <w:rFonts w:ascii="Lato" w:eastAsia="Times New Roman" w:hAnsi="Lato" w:cs="Times New Roman"/>
-          <w:color w:val="202122"/>
-          <w:spacing w:val="3"/>
-          <w:kern w:val="0"/>
-          <w:sz w:val="28"/>
-          <w:szCs w:val="28"/>
-          <w14:ligatures w14:val="none"/>
-        </w:rPr>
-        <w:t>Given a following code snippet that's part of a C++ program that compiles and runs:</w:t>
-      </w:r>
-    </w:p>
-    <w:p>
-      <w:pPr>
-        <w:spacing w:before="120" w:after="240" w:line="240" w:lineRule="auto"/>
-        <w:rPr>
-          <w:rFonts w:ascii="Lato" w:eastAsia="Times New Roman" w:hAnsi="Lato" w:cs="Times New Roman"/>
-          <w:color w:val="202122"/>
-          <w:spacing w:val="3"/>
-          <w:kern w:val="0"/>
-          <w:sz w:val="28"/>
-          <w:szCs w:val="28"/>
-          <w14:ligatures w14:val="none"/>
-        </w:rPr>
-      </w:pPr>
-      <w:r>
-        <w:rPr>
-          <w:rFonts w:ascii="Lato" w:eastAsia="Times New Roman" w:hAnsi="Lato" w:cs="Times New Roman"/>
-          <w:color w:val="202122"/>
-          <w:spacing w:val="3"/>
-          <w:kern w:val="0"/>
-          <w:sz w:val="28"/>
-          <w:szCs w:val="28"/>
-          <w14:ligatures w14:val="none"/>
-        </w:rPr>
-        <w:t>====</w:t>
-      </w:r>
-    </w:p>
-    <w:p>
-      <w:pPr>
-        <w:spacing w:before="120" w:after="240" w:line="240" w:lineRule="auto"/>
-        <w:rPr>
-          <w:rFonts w:ascii="Lato" w:eastAsia="Times New Roman" w:hAnsi="Lato" w:cs="Times New Roman"/>
-          <w:color w:val="202122"/>
-          <w:spacing w:val="3"/>
-          <w:kern w:val="0"/>
-          <w:sz w:val="28"/>
-          <w:szCs w:val="28"/>
-          <w14:ligatures w14:val="none"/>
-        </w:rPr>
-      </w:pPr>
-      <w:r>
-        <w:rPr>
-          <w:rFonts w:ascii="Lato" w:eastAsia="Times New Roman" w:hAnsi="Lato" w:cs="Times New Roman"/>
-          <w:color w:val="202122"/>
-          <w:spacing w:val="3"/>
-          <w:kern w:val="0"/>
-          <w:sz w:val="28"/>
-          <w:szCs w:val="28"/>
-          <w14:ligatures w14:val="none"/>
-        </w:rPr>
         <w:t xml:space="preserve">int x = </w:t>
       </w:r>
       <w:proofErr w:type="gramStart"/>
@@ -1470,45 +1356,7 @@
           <w:szCs w:val="36"/>
           <w14:ligatures w14:val="none"/>
         </w:rPr>
-        <w:t>Question 4 </w:t>
-      </w:r>
-      <w:r>
-        <w:rPr>
-          <w:rFonts w:ascii="Lato" w:eastAsia="Times New Roman" w:hAnsi="Lato" w:cs="Times New Roman"/>
-          <w:color w:val="202122"/>
-          <w:spacing w:val="3"/>
-          <w:kern w:val="0"/>
-          <w:sz w:val="36"/>
-          <w:szCs w:val="36"/>
-          <w14:ligatures w14:val="none"/>
-        </w:rPr>
-        <w:t>(1 point)</w:t>
-      </w:r>
-    </w:p>
-    <w:p>
-      <w:pPr>
-        <w:spacing w:after="0" w:line="240" w:lineRule="auto"/>
-        <w:rPr>
-          <w:rFonts w:ascii="Lato" w:eastAsia="Times New Roman" w:hAnsi="Lato" w:cs="Times New Roman"/>
-          <w:color w:val="202122"/>
-          <w:spacing w:val="3"/>
-          <w:kern w:val="0"/>
-          <w:sz w:val="28"/>
-          <w:szCs w:val="28"/>
-          <w14:ligatures w14:val="none"/>
-        </w:rPr>
-      </w:pPr>
-      <w:r>
-        <w:rPr>
-          <w:rFonts w:ascii="Lato" w:eastAsia="Times New Roman" w:hAnsi="Lato" w:cs="Times New Roman"/>
-          <w:color w:val="202122"/>
-          <w:spacing w:val="3"/>
-          <w:kern w:val="0"/>
-          <w:sz w:val="28"/>
-          <w:szCs w:val="28"/>
-          <w14:ligatures w14:val="none"/>
-        </w:rPr>
-        <w:t> </w:t>
+        <w:t>Question 4</w:t>
       </w:r>
     </w:p>
     <w:p>
@@ -1534,7 +1382,7 @@
           <w:szCs w:val="28"/>
           <w14:ligatures w14:val="none"/>
         </w:rPr>
-        <w:t>Given a following code snippet that's part of a C++ program that compiles and runs:</w:t>
+        <w:t>Given a following code snippet</w:t>
       </w:r>
     </w:p>
     <w:p>
@@ -1826,45 +1674,7 @@
           <w:szCs w:val="36"/>
           <w14:ligatures w14:val="none"/>
         </w:rPr>
-        <w:t>Question 5 </w:t>
-      </w:r>
-      <w:r>
-        <w:rPr>
-          <w:rFonts w:ascii="Lato" w:eastAsia="Times New Roman" w:hAnsi="Lato" w:cs="Times New Roman"/>
-          <w:color w:val="202122"/>
-          <w:spacing w:val="3"/>
-          <w:kern w:val="0"/>
-          <w:sz w:val="36"/>
-          <w:szCs w:val="36"/>
-          <w14:ligatures w14:val="none"/>
-        </w:rPr>
-        <w:t>(1 point)</w:t>
-      </w:r>
-    </w:p>
-    <w:p>
-      <w:pPr>
-        <w:spacing w:after="0" w:line="240" w:lineRule="auto"/>
-        <w:rPr>
-          <w:rFonts w:ascii="Lato" w:eastAsia="Times New Roman" w:hAnsi="Lato" w:cs="Times New Roman"/>
-          <w:color w:val="202122"/>
-          <w:spacing w:val="3"/>
-          <w:kern w:val="0"/>
-          <w:sz w:val="28"/>
-          <w:szCs w:val="28"/>
-          <w14:ligatures w14:val="none"/>
-        </w:rPr>
-      </w:pPr>
-      <w:r>
-        <w:rPr>
-          <w:rFonts w:ascii="Lato" w:eastAsia="Times New Roman" w:hAnsi="Lato" w:cs="Times New Roman"/>
-          <w:color w:val="202122"/>
-          <w:spacing w:val="3"/>
-          <w:kern w:val="0"/>
-          <w:sz w:val="28"/>
-          <w:szCs w:val="28"/>
-          <w14:ligatures w14:val="none"/>
-        </w:rPr>
-        <w:t> </w:t>
+        <w:t>Question 5</w:t>
       </w:r>
     </w:p>
     <w:p>
@@ -1890,7 +1700,7 @@
           <w:szCs w:val="28"/>
           <w14:ligatures w14:val="none"/>
         </w:rPr>
-        <w:t>Given a following code snippet that's part of a C++ program that compiles and runs:</w:t>
+        <w:t>Given a following code snippet</w:t>
       </w:r>
     </w:p>
     <w:p>
@@ -1916,7 +1726,6 @@
           <w:szCs w:val="28"/>
           <w14:ligatures w14:val="none"/>
         </w:rPr>
-        <w:lastRenderedPageBreak/>
         <w:t>====</w:t>
       </w:r>
       <w:r>
@@ -2306,45 +2115,7 @@
           <w:szCs w:val="36"/>
           <w14:ligatures w14:val="none"/>
         </w:rPr>
-        <w:t>Question 6 </w:t>
-      </w:r>
-      <w:r>
-        <w:rPr>
-          <w:rFonts w:ascii="Lato" w:eastAsia="Times New Roman" w:hAnsi="Lato" w:cs="Times New Roman"/>
-          <w:color w:val="202122"/>
-          <w:spacing w:val="3"/>
-          <w:kern w:val="0"/>
-          <w:sz w:val="36"/>
-          <w:szCs w:val="36"/>
-          <w14:ligatures w14:val="none"/>
-        </w:rPr>
-        <w:t>(1 point)</w:t>
-      </w:r>
-    </w:p>
-    <w:p>
-      <w:pPr>
-        <w:spacing w:after="0" w:line="240" w:lineRule="auto"/>
-        <w:rPr>
-          <w:rFonts w:ascii="Lato" w:eastAsia="Times New Roman" w:hAnsi="Lato" w:cs="Times New Roman"/>
-          <w:color w:val="202122"/>
-          <w:spacing w:val="3"/>
-          <w:kern w:val="0"/>
-          <w:sz w:val="28"/>
-          <w:szCs w:val="28"/>
-          <w14:ligatures w14:val="none"/>
-        </w:rPr>
-      </w:pPr>
-      <w:r>
-        <w:rPr>
-          <w:rFonts w:ascii="Lato" w:eastAsia="Times New Roman" w:hAnsi="Lato" w:cs="Times New Roman"/>
-          <w:color w:val="202122"/>
-          <w:spacing w:val="3"/>
-          <w:kern w:val="0"/>
-          <w:sz w:val="28"/>
-          <w:szCs w:val="28"/>
-          <w14:ligatures w14:val="none"/>
-        </w:rPr>
-        <w:t> </w:t>
+        <w:t>Question 6</w:t>
       </w:r>
     </w:p>
     <w:p>
@@ -2370,7 +2141,8 @@
           <w:szCs w:val="28"/>
           <w14:ligatures w14:val="none"/>
         </w:rPr>
-        <w:t>Given a following code snippet that's part of a C++ program that compiles and runs:</w:t>
+        <w:lastRenderedPageBreak/>
+        <w:t>Given a following code snippet</w:t>
       </w:r>
     </w:p>
     <w:p>
@@ -2813,45 +2585,7 @@
           <w:szCs w:val="36"/>
           <w14:ligatures w14:val="none"/>
         </w:rPr>
-        <w:t>Question 7 </w:t>
-      </w:r>
-      <w:r>
-        <w:rPr>
-          <w:rFonts w:ascii="Lato" w:eastAsia="Times New Roman" w:hAnsi="Lato" w:cs="Times New Roman"/>
-          <w:color w:val="202122"/>
-          <w:spacing w:val="3"/>
-          <w:kern w:val="0"/>
-          <w:sz w:val="36"/>
-          <w:szCs w:val="36"/>
-          <w14:ligatures w14:val="none"/>
-        </w:rPr>
-        <w:t>(1 point)</w:t>
-      </w:r>
-    </w:p>
-    <w:p>
-      <w:pPr>
-        <w:spacing w:after="0" w:line="240" w:lineRule="auto"/>
-        <w:rPr>
-          <w:rFonts w:ascii="Lato" w:eastAsia="Times New Roman" w:hAnsi="Lato" w:cs="Times New Roman"/>
-          <w:color w:val="202122"/>
-          <w:spacing w:val="3"/>
-          <w:kern w:val="0"/>
-          <w:sz w:val="28"/>
-          <w:szCs w:val="28"/>
-          <w14:ligatures w14:val="none"/>
-        </w:rPr>
-      </w:pPr>
-      <w:r>
-        <w:rPr>
-          <w:rFonts w:ascii="Lato" w:eastAsia="Times New Roman" w:hAnsi="Lato" w:cs="Times New Roman"/>
-          <w:color w:val="202122"/>
-          <w:spacing w:val="3"/>
-          <w:kern w:val="0"/>
-          <w:sz w:val="28"/>
-          <w:szCs w:val="28"/>
-          <w14:ligatures w14:val="none"/>
-        </w:rPr>
-        <w:t> </w:t>
+        <w:t>Question 7</w:t>
       </w:r>
     </w:p>
     <w:p>
@@ -2877,7 +2611,7 @@
           <w:szCs w:val="28"/>
           <w14:ligatures w14:val="none"/>
         </w:rPr>
-        <w:t>Given a following code snippet that's part of a C++ program that compiles and runs:</w:t>
+        <w:t>Given a following code snippet</w:t>
       </w:r>
     </w:p>
     <w:p>
@@ -2980,18 +2714,6 @@
           <w14:ligatures w14:val="none"/>
         </w:rPr>
         <w:br/>
-      </w:r>
-      <w:r>
-        <w:rPr>
-          <w:rFonts w:ascii="Lato" w:eastAsia="Times New Roman" w:hAnsi="Lato" w:cs="Times New Roman"/>
-          <w:color w:val="202122"/>
-          <w:spacing w:val="3"/>
-          <w:kern w:val="0"/>
-          <w:sz w:val="28"/>
-          <w:szCs w:val="28"/>
-          <w14:ligatures w14:val="none"/>
-        </w:rPr>
-        <w:lastRenderedPageBreak/>
         <w:t>   </w:t>
       </w:r>
       <w:proofErr w:type="spellStart"/>
@@ -3279,19 +3001,7 @@
           <w:szCs w:val="36"/>
           <w14:ligatures w14:val="none"/>
         </w:rPr>
-        <w:t>Question 8 </w:t>
-      </w:r>
-      <w:r>
-        <w:rPr>
-          <w:rFonts w:ascii="Lato" w:eastAsia="Times New Roman" w:hAnsi="Lato" w:cs="Times New Roman"/>
-          <w:color w:val="202122"/>
-          <w:spacing w:val="3"/>
-          <w:kern w:val="0"/>
-          <w:sz w:val="36"/>
-          <w:szCs w:val="36"/>
-          <w14:ligatures w14:val="none"/>
-        </w:rPr>
-        <w:t>(1 point)</w:t>
+        <w:t>Question 8</w:t>
       </w:r>
     </w:p>
     <w:p>
@@ -3317,7 +3027,7 @@
           <w:szCs w:val="28"/>
           <w14:ligatures w14:val="none"/>
         </w:rPr>
-        <w:t>Given a following code snippet that's part of a C++ program that compiles and runs:</w:t>
+        <w:t>Given a following code snippet</w:t>
       </w:r>
     </w:p>
     <w:p>
@@ -3550,6 +3260,18 @@
           <w14:ligatures w14:val="none"/>
         </w:rPr>
         <w:br/>
+      </w:r>
+      <w:r>
+        <w:rPr>
+          <w:rFonts w:ascii="inherit" w:eastAsia="Times New Roman" w:hAnsi="inherit" w:cs="Times New Roman"/>
+          <w:color w:val="202122"/>
+          <w:spacing w:val="3"/>
+          <w:kern w:val="0"/>
+          <w:sz w:val="28"/>
+          <w:szCs w:val="28"/>
+          <w14:ligatures w14:val="none"/>
+        </w:rPr>
+        <w:lastRenderedPageBreak/>
         <w:t xml:space="preserve">    </w:t>
       </w:r>
       <w:proofErr w:type="spellStart"/>
@@ -3710,11 +3432,43 @@
           <w:szCs w:val="36"/>
           <w14:ligatures w14:val="none"/>
         </w:rPr>
-        <w:t>Question 9 (Bonus) </w:t>
-      </w:r>
-      <w:r>
-        <w:rPr>
-          <w:rFonts w:ascii="Lato" w:eastAsia="Times New Roman" w:hAnsi="Lato" w:cs="Times New Roman"/>
+        <w:t>Question 9 (Bonus)</w:t>
+      </w:r>
+    </w:p>
+    <w:p>
+      <w:pPr>
+        <w:spacing w:after="0" w:line="240" w:lineRule="auto"/>
+        <w:rPr>
+          <w:rFonts w:ascii="Lato" w:eastAsia="Times New Roman" w:hAnsi="Lato" w:cs="Times New Roman"/>
+          <w:color w:val="202122"/>
+          <w:spacing w:val="3"/>
+          <w:kern w:val="0"/>
+          <w:sz w:val="28"/>
+          <w:szCs w:val="28"/>
+          <w14:ligatures w14:val="none"/>
+        </w:rPr>
+      </w:pPr>
+      <w:r>
+        <w:rPr>
+          <w:rFonts w:ascii="Lato" w:eastAsia="Times New Roman" w:hAnsi="Lato" w:cs="Times New Roman"/>
+          <w:color w:val="202122"/>
+          <w:spacing w:val="3"/>
+          <w:kern w:val="0"/>
+          <w:sz w:val="28"/>
+          <w:szCs w:val="28"/>
+          <w14:ligatures w14:val="none"/>
+        </w:rPr>
+        <w:t>Write a complete C++ program that prints countdown from 10 to 1 and "Happy New Year!". Must use a loop.</w:t>
+      </w:r>
+    </w:p>
+    <w:p>
+      <w:pPr>
+        <w:spacing w:before="100" w:beforeAutospacing="1" w:after="100" w:afterAutospacing="1" w:line="240" w:lineRule="auto"/>
+        <w:outlineLvl w:val="1"/>
+        <w:rPr>
+          <w:rFonts w:ascii="Lato" w:eastAsia="Times New Roman" w:hAnsi="Lato" w:cs="Times New Roman"/>
+          <w:b/>
+          <w:bCs/>
           <w:color w:val="202122"/>
           <w:spacing w:val="3"/>
           <w:kern w:val="0"/>
@@ -3722,65 +3476,10 @@
           <w:szCs w:val="36"/>
           <w14:ligatures w14:val="none"/>
         </w:rPr>
-        <w:t>(1 point)</w:t>
-      </w:r>
-    </w:p>
-    <w:p>
-      <w:pPr>
-        <w:spacing w:after="0" w:line="240" w:lineRule="auto"/>
-        <w:rPr>
-          <w:rFonts w:ascii="Lato" w:eastAsia="Times New Roman" w:hAnsi="Lato" w:cs="Times New Roman"/>
-          <w:color w:val="202122"/>
-          <w:spacing w:val="3"/>
-          <w:kern w:val="0"/>
-          <w:sz w:val="28"/>
-          <w:szCs w:val="28"/>
-          <w14:ligatures w14:val="none"/>
-        </w:rPr>
-      </w:pPr>
-      <w:r>
-        <w:rPr>
-          <w:rFonts w:ascii="Lato" w:eastAsia="Times New Roman" w:hAnsi="Lato" w:cs="Times New Roman"/>
-          <w:color w:val="202122"/>
-          <w:spacing w:val="3"/>
-          <w:kern w:val="0"/>
-          <w:sz w:val="28"/>
-          <w:szCs w:val="28"/>
-          <w14:ligatures w14:val="none"/>
-        </w:rPr>
-        <w:t> </w:t>
-      </w:r>
-    </w:p>
-    <w:p>
-      <w:pPr>
-        <w:spacing w:after="0" w:line="240" w:lineRule="auto"/>
-        <w:rPr>
-          <w:rFonts w:ascii="Lato" w:eastAsia="Times New Roman" w:hAnsi="Lato" w:cs="Times New Roman"/>
-          <w:color w:val="202122"/>
-          <w:spacing w:val="3"/>
-          <w:kern w:val="0"/>
-          <w:sz w:val="28"/>
-          <w:szCs w:val="28"/>
-          <w14:ligatures w14:val="none"/>
-        </w:rPr>
-      </w:pPr>
-      <w:r>
-        <w:rPr>
-          <w:rFonts w:ascii="Lato" w:eastAsia="Times New Roman" w:hAnsi="Lato" w:cs="Times New Roman"/>
-          <w:color w:val="202122"/>
-          <w:spacing w:val="3"/>
-          <w:kern w:val="0"/>
-          <w:sz w:val="28"/>
-          <w:szCs w:val="28"/>
-          <w14:ligatures w14:val="none"/>
-        </w:rPr>
-        <w:t>Write a complete C++ program that prints countdown from 10 to 1 and "Happy New Year!". Must use a loop.</w:t>
-      </w:r>
-    </w:p>
-    <w:p>
-      <w:pPr>
-        <w:spacing w:before="100" w:beforeAutospacing="1" w:after="100" w:afterAutospacing="1" w:line="240" w:lineRule="auto"/>
-        <w:outlineLvl w:val="1"/>
+      </w:pPr>
+      <w:bookmarkStart w:id="8" w:name="q15367420"/>
+      <w:bookmarkEnd w:id="8"/>
+      <w:r>
         <w:rPr>
           <w:rFonts w:ascii="Lato" w:eastAsia="Times New Roman" w:hAnsi="Lato" w:cs="Times New Roman"/>
           <w:b/>
@@ -3792,60 +3491,7 @@
           <w:szCs w:val="36"/>
           <w14:ligatures w14:val="none"/>
         </w:rPr>
-      </w:pPr>
-      <w:bookmarkStart w:id="8" w:name="q15367420"/>
-      <w:bookmarkEnd w:id="8"/>
-      <w:r>
-        <w:rPr>
-          <w:rFonts w:ascii="Lato" w:eastAsia="Times New Roman" w:hAnsi="Lato" w:cs="Times New Roman"/>
-          <w:b/>
-          <w:bCs/>
-          <w:color w:val="202122"/>
-          <w:spacing w:val="3"/>
-          <w:kern w:val="0"/>
-          <w:sz w:val="36"/>
-          <w:szCs w:val="36"/>
-          <w14:ligatures w14:val="none"/>
-        </w:rPr>
-        <w:t>Question 10 </w:t>
-      </w:r>
-      <w:r>
-        <w:rPr>
-          <w:rFonts w:ascii="Lato" w:eastAsia="Times New Roman" w:hAnsi="Lato" w:cs="Times New Roman"/>
-          <w:color w:val="202122"/>
-          <w:spacing w:val="3"/>
-          <w:kern w:val="0"/>
-          <w:sz w:val="36"/>
-          <w:szCs w:val="36"/>
-          <w14:ligatures w14:val="none"/>
-        </w:rPr>
-        <w:t>(1 point)</w:t>
-      </w:r>
-    </w:p>
-    <w:p>
-      <w:pPr>
-        <w:spacing w:after="0" w:line="240" w:lineRule="auto"/>
-        <w:rPr>
-          <w:rFonts w:ascii="Lato" w:eastAsia="Times New Roman" w:hAnsi="Lato" w:cs="Times New Roman"/>
-          <w:color w:val="202122"/>
-          <w:spacing w:val="3"/>
-          <w:kern w:val="0"/>
-          <w:sz w:val="28"/>
-          <w:szCs w:val="28"/>
-          <w14:ligatures w14:val="none"/>
-        </w:rPr>
-      </w:pPr>
-      <w:r>
-        <w:rPr>
-          <w:rFonts w:ascii="Lato" w:eastAsia="Times New Roman" w:hAnsi="Lato" w:cs="Times New Roman"/>
-          <w:color w:val="202122"/>
-          <w:spacing w:val="3"/>
-          <w:kern w:val="0"/>
-          <w:sz w:val="28"/>
-          <w:szCs w:val="28"/>
-          <w14:ligatures w14:val="none"/>
-        </w:rPr>
-        <w:t> </w:t>
+        <w:t>Question 10</w:t>
       </w:r>
     </w:p>
     <w:p>
@@ -3871,7 +3517,7 @@
           <w:szCs w:val="28"/>
           <w14:ligatures w14:val="none"/>
         </w:rPr>
-        <w:t>Given a following code snippet that's part of a C++ program that compiles and runs:</w:t>
+        <w:t>Given a following code snippet</w:t>
       </w:r>
     </w:p>
     <w:p>
@@ -3924,7 +3570,6 @@
           <w:szCs w:val="28"/>
           <w14:ligatures w14:val="none"/>
         </w:rPr>
-        <w:lastRenderedPageBreak/>
         <w:t>for(</w:t>
       </w:r>
       <w:proofErr w:type="gramEnd"/>
@@ -4373,45 +4018,7 @@
           <w:szCs w:val="36"/>
           <w14:ligatures w14:val="none"/>
         </w:rPr>
-        <w:t>Question 11 </w:t>
-      </w:r>
-      <w:r>
-        <w:rPr>
-          <w:rFonts w:ascii="Lato" w:eastAsia="Times New Roman" w:hAnsi="Lato" w:cs="Times New Roman"/>
-          <w:color w:val="202122"/>
-          <w:spacing w:val="3"/>
-          <w:kern w:val="0"/>
-          <w:sz w:val="36"/>
-          <w:szCs w:val="36"/>
-          <w14:ligatures w14:val="none"/>
-        </w:rPr>
-        <w:t>(1 point)</w:t>
-      </w:r>
-    </w:p>
-    <w:p>
-      <w:pPr>
-        <w:spacing w:after="0" w:line="240" w:lineRule="auto"/>
-        <w:rPr>
-          <w:rFonts w:ascii="Lato" w:eastAsia="Times New Roman" w:hAnsi="Lato" w:cs="Times New Roman"/>
-          <w:color w:val="202122"/>
-          <w:spacing w:val="3"/>
-          <w:kern w:val="0"/>
-          <w:sz w:val="28"/>
-          <w:szCs w:val="28"/>
-          <w14:ligatures w14:val="none"/>
-        </w:rPr>
-      </w:pPr>
-      <w:r>
-        <w:rPr>
-          <w:rFonts w:ascii="Lato" w:eastAsia="Times New Roman" w:hAnsi="Lato" w:cs="Times New Roman"/>
-          <w:color w:val="202122"/>
-          <w:spacing w:val="3"/>
-          <w:kern w:val="0"/>
-          <w:sz w:val="28"/>
-          <w:szCs w:val="28"/>
-          <w14:ligatures w14:val="none"/>
-        </w:rPr>
-        <w:t> </w:t>
+        <w:t>Question 11</w:t>
       </w:r>
     </w:p>
     <w:p>
@@ -4437,7 +4044,7 @@
           <w:szCs w:val="28"/>
           <w14:ligatures w14:val="none"/>
         </w:rPr>
-        <w:t>Given a following code snippet that's part of a C++ program that compiles and runs:</w:t>
+        <w:t>Given a following code snippet</w:t>
       </w:r>
     </w:p>
     <w:p>
@@ -4759,45 +4366,7 @@
           <w:szCs w:val="36"/>
           <w14:ligatures w14:val="none"/>
         </w:rPr>
-        <w:t>Question 12 </w:t>
-      </w:r>
-      <w:r>
-        <w:rPr>
-          <w:rFonts w:ascii="Lato" w:eastAsia="Times New Roman" w:hAnsi="Lato" w:cs="Times New Roman"/>
-          <w:color w:val="202122"/>
-          <w:spacing w:val="3"/>
-          <w:kern w:val="0"/>
-          <w:sz w:val="36"/>
-          <w:szCs w:val="36"/>
-          <w14:ligatures w14:val="none"/>
-        </w:rPr>
-        <w:t>(1 point)</w:t>
-      </w:r>
-    </w:p>
-    <w:p>
-      <w:pPr>
-        <w:spacing w:after="0" w:line="240" w:lineRule="auto"/>
-        <w:rPr>
-          <w:rFonts w:ascii="Lato" w:eastAsia="Times New Roman" w:hAnsi="Lato" w:cs="Times New Roman"/>
-          <w:color w:val="202122"/>
-          <w:spacing w:val="3"/>
-          <w:kern w:val="0"/>
-          <w:sz w:val="28"/>
-          <w:szCs w:val="28"/>
-          <w14:ligatures w14:val="none"/>
-        </w:rPr>
-      </w:pPr>
-      <w:r>
-        <w:rPr>
-          <w:rFonts w:ascii="Lato" w:eastAsia="Times New Roman" w:hAnsi="Lato" w:cs="Times New Roman"/>
-          <w:color w:val="202122"/>
-          <w:spacing w:val="3"/>
-          <w:kern w:val="0"/>
-          <w:sz w:val="28"/>
-          <w:szCs w:val="28"/>
-          <w14:ligatures w14:val="none"/>
-        </w:rPr>
-        <w:t> </w:t>
+        <w:t>Question 12</w:t>
       </w:r>
     </w:p>
     <w:p>
@@ -4823,7 +4392,7 @@
           <w:szCs w:val="28"/>
           <w14:ligatures w14:val="none"/>
         </w:rPr>
-        <w:t>Given a following code snippet that's part of a C++ program that compiles and runs:</w:t>
+        <w:t>Given a following code snippet</w:t>
       </w:r>
     </w:p>
     <w:p>
@@ -5185,18 +4754,6 @@
           <w14:ligatures w14:val="none"/>
         </w:rPr>
         <w:br/>
-      </w:r>
-      <w:r>
-        <w:rPr>
-          <w:rFonts w:ascii="inherit" w:eastAsia="Times New Roman" w:hAnsi="inherit" w:cs="Times New Roman"/>
-          <w:color w:val="202122"/>
-          <w:spacing w:val="3"/>
-          <w:kern w:val="0"/>
-          <w:sz w:val="28"/>
-          <w:szCs w:val="28"/>
-          <w14:ligatures w14:val="none"/>
-        </w:rPr>
-        <w:lastRenderedPageBreak/>
         <w:t>}</w:t>
       </w:r>
       <w:r>
@@ -5386,11 +4943,43 @@
           <w:szCs w:val="36"/>
           <w14:ligatures w14:val="none"/>
         </w:rPr>
-        <w:t>Question 13 </w:t>
-      </w:r>
-      <w:r>
-        <w:rPr>
-          <w:rFonts w:ascii="Lato" w:eastAsia="Times New Roman" w:hAnsi="Lato" w:cs="Times New Roman"/>
+        <w:t>Question 13</w:t>
+      </w:r>
+    </w:p>
+    <w:p>
+      <w:pPr>
+        <w:spacing w:after="0" w:line="240" w:lineRule="auto"/>
+        <w:rPr>
+          <w:rFonts w:ascii="Lato" w:eastAsia="Times New Roman" w:hAnsi="Lato" w:cs="Times New Roman"/>
+          <w:color w:val="202122"/>
+          <w:spacing w:val="3"/>
+          <w:kern w:val="0"/>
+          <w:sz w:val="28"/>
+          <w:szCs w:val="28"/>
+          <w14:ligatures w14:val="none"/>
+        </w:rPr>
+      </w:pPr>
+      <w:r>
+        <w:rPr>
+          <w:rFonts w:ascii="Lato" w:eastAsia="Times New Roman" w:hAnsi="Lato" w:cs="Times New Roman"/>
+          <w:color w:val="202122"/>
+          <w:spacing w:val="3"/>
+          <w:kern w:val="0"/>
+          <w:sz w:val="28"/>
+          <w:szCs w:val="28"/>
+          <w14:ligatures w14:val="none"/>
+        </w:rPr>
+        <w:t>Write a function that prints all the even numbers between 1 and 100 inclusive. Note: just implement the function; no need to write the complete program and call it.</w:t>
+      </w:r>
+    </w:p>
+    <w:p>
+      <w:pPr>
+        <w:spacing w:before="100" w:beforeAutospacing="1" w:after="100" w:afterAutospacing="1" w:line="240" w:lineRule="auto"/>
+        <w:outlineLvl w:val="1"/>
+        <w:rPr>
+          <w:rFonts w:ascii="Lato" w:eastAsia="Times New Roman" w:hAnsi="Lato" w:cs="Times New Roman"/>
+          <w:b/>
+          <w:bCs/>
           <w:color w:val="202122"/>
           <w:spacing w:val="3"/>
           <w:kern w:val="0"/>
@@ -5398,39 +4987,10 @@
           <w:szCs w:val="36"/>
           <w14:ligatures w14:val="none"/>
         </w:rPr>
-        <w:t>(1 point)</w:t>
-      </w:r>
-    </w:p>
-    <w:p>
-      <w:pPr>
-        <w:spacing w:after="0" w:line="240" w:lineRule="auto"/>
-        <w:rPr>
-          <w:rFonts w:ascii="Lato" w:eastAsia="Times New Roman" w:hAnsi="Lato" w:cs="Times New Roman"/>
-          <w:color w:val="202122"/>
-          <w:spacing w:val="3"/>
-          <w:kern w:val="0"/>
-          <w:sz w:val="28"/>
-          <w:szCs w:val="28"/>
-          <w14:ligatures w14:val="none"/>
-        </w:rPr>
-      </w:pPr>
-      <w:r>
-        <w:rPr>
-          <w:rFonts w:ascii="Lato" w:eastAsia="Times New Roman" w:hAnsi="Lato" w:cs="Times New Roman"/>
-          <w:color w:val="202122"/>
-          <w:spacing w:val="3"/>
-          <w:kern w:val="0"/>
-          <w:sz w:val="28"/>
-          <w:szCs w:val="28"/>
-          <w14:ligatures w14:val="none"/>
-        </w:rPr>
-        <w:t>Write a function that prints all the even numbers between 1 and 100 inclusive. Note: just implement the function; no need to write the complete program and call it.</w:t>
-      </w:r>
-    </w:p>
-    <w:p>
-      <w:pPr>
-        <w:spacing w:before="100" w:beforeAutospacing="1" w:after="100" w:afterAutospacing="1" w:line="240" w:lineRule="auto"/>
-        <w:outlineLvl w:val="1"/>
+      </w:pPr>
+      <w:bookmarkStart w:id="12" w:name="q15367430"/>
+      <w:bookmarkEnd w:id="12"/>
+      <w:r>
         <w:rPr>
           <w:rFonts w:ascii="Lato" w:eastAsia="Times New Roman" w:hAnsi="Lato" w:cs="Times New Roman"/>
           <w:b/>
@@ -5442,34 +5002,7 @@
           <w:szCs w:val="36"/>
           <w14:ligatures w14:val="none"/>
         </w:rPr>
-      </w:pPr>
-      <w:bookmarkStart w:id="12" w:name="q15367430"/>
-      <w:bookmarkEnd w:id="12"/>
-      <w:r>
-        <w:rPr>
-          <w:rFonts w:ascii="Lato" w:eastAsia="Times New Roman" w:hAnsi="Lato" w:cs="Times New Roman"/>
-          <w:b/>
-          <w:bCs/>
-          <w:color w:val="202122"/>
-          <w:spacing w:val="3"/>
-          <w:kern w:val="0"/>
-          <w:sz w:val="36"/>
-          <w:szCs w:val="36"/>
-          <w14:ligatures w14:val="none"/>
-        </w:rPr>
-        <w:t>Question 14 </w:t>
-      </w:r>
-      <w:r>
-        <w:rPr>
-          <w:rFonts w:ascii="Lato" w:eastAsia="Times New Roman" w:hAnsi="Lato" w:cs="Times New Roman"/>
-          <w:color w:val="202122"/>
-          <w:spacing w:val="3"/>
-          <w:kern w:val="0"/>
-          <w:sz w:val="36"/>
-          <w:szCs w:val="36"/>
-          <w14:ligatures w14:val="none"/>
-        </w:rPr>
-        <w:t>(1 point)</w:t>
+        <w:t>Question 14</w:t>
       </w:r>
     </w:p>
     <w:p>
@@ -5495,7 +5028,7 @@
           <w:szCs w:val="28"/>
           <w14:ligatures w14:val="none"/>
         </w:rPr>
-        <w:t>Given a following code snippet that's part of a C++ program that compiles and runs:</w:t>
+        <w:t>Given a following code snippet</w:t>
       </w:r>
     </w:p>
     <w:p>
@@ -5876,45 +5409,7 @@
           <w:szCs w:val="36"/>
           <w14:ligatures w14:val="none"/>
         </w:rPr>
-        <w:t>Question 15 </w:t>
-      </w:r>
-      <w:r>
-        <w:rPr>
-          <w:rFonts w:ascii="Lato" w:eastAsia="Times New Roman" w:hAnsi="Lato" w:cs="Times New Roman"/>
-          <w:color w:val="202122"/>
-          <w:spacing w:val="3"/>
-          <w:kern w:val="0"/>
-          <w:sz w:val="36"/>
-          <w:szCs w:val="36"/>
-          <w14:ligatures w14:val="none"/>
-        </w:rPr>
-        <w:t>(1 point)</w:t>
-      </w:r>
-    </w:p>
-    <w:p>
-      <w:pPr>
-        <w:spacing w:after="0" w:line="240" w:lineRule="auto"/>
-        <w:rPr>
-          <w:rFonts w:ascii="Lato" w:eastAsia="Times New Roman" w:hAnsi="Lato" w:cs="Times New Roman"/>
-          <w:color w:val="202122"/>
-          <w:spacing w:val="3"/>
-          <w:kern w:val="0"/>
-          <w:sz w:val="28"/>
-          <w:szCs w:val="28"/>
-          <w14:ligatures w14:val="none"/>
-        </w:rPr>
-      </w:pPr>
-      <w:r>
-        <w:rPr>
-          <w:rFonts w:ascii="Lato" w:eastAsia="Times New Roman" w:hAnsi="Lato" w:cs="Times New Roman"/>
-          <w:color w:val="202122"/>
-          <w:spacing w:val="3"/>
-          <w:kern w:val="0"/>
-          <w:sz w:val="28"/>
-          <w:szCs w:val="28"/>
-          <w14:ligatures w14:val="none"/>
-        </w:rPr>
-        <w:t> </w:t>
+        <w:t>Question 15</w:t>
       </w:r>
     </w:p>
     <w:p>
@@ -5940,7 +5435,7 @@
           <w:szCs w:val="28"/>
           <w14:ligatures w14:val="none"/>
         </w:rPr>
-        <w:t>Given a following code snippet that's part of a C++ program that compiles and runs:</w:t>
+        <w:t>Given a following code snippet</w:t>
       </w:r>
     </w:p>
     <w:p>
@@ -6251,18 +5746,6 @@
           <w14:ligatures w14:val="none"/>
         </w:rPr>
         <w:br/>
-      </w:r>
-      <w:r>
-        <w:rPr>
-          <w:rFonts w:ascii="inherit" w:eastAsia="Times New Roman" w:hAnsi="inherit" w:cs="Times New Roman"/>
-          <w:color w:val="202122"/>
-          <w:spacing w:val="3"/>
-          <w:kern w:val="0"/>
-          <w:sz w:val="28"/>
-          <w:szCs w:val="28"/>
-          <w14:ligatures w14:val="none"/>
-        </w:rPr>
-        <w:lastRenderedPageBreak/>
         <w:t>}</w:t>
       </w:r>
       <w:r>
@@ -6408,45 +5891,7 @@
           <w:szCs w:val="36"/>
           <w14:ligatures w14:val="none"/>
         </w:rPr>
-        <w:t>Question 16 </w:t>
-      </w:r>
-      <w:r>
-        <w:rPr>
-          <w:rFonts w:ascii="Lato" w:eastAsia="Times New Roman" w:hAnsi="Lato" w:cs="Times New Roman"/>
-          <w:color w:val="202122"/>
-          <w:spacing w:val="3"/>
-          <w:kern w:val="0"/>
-          <w:sz w:val="36"/>
-          <w:szCs w:val="36"/>
-          <w14:ligatures w14:val="none"/>
-        </w:rPr>
-        <w:t>(1 point)</w:t>
-      </w:r>
-    </w:p>
-    <w:p>
-      <w:pPr>
-        <w:spacing w:after="0" w:line="240" w:lineRule="auto"/>
-        <w:rPr>
-          <w:rFonts w:ascii="Lato" w:eastAsia="Times New Roman" w:hAnsi="Lato" w:cs="Times New Roman"/>
-          <w:color w:val="202122"/>
-          <w:spacing w:val="3"/>
-          <w:kern w:val="0"/>
-          <w:sz w:val="28"/>
-          <w:szCs w:val="28"/>
-          <w14:ligatures w14:val="none"/>
-        </w:rPr>
-      </w:pPr>
-      <w:r>
-        <w:rPr>
-          <w:rFonts w:ascii="Lato" w:eastAsia="Times New Roman" w:hAnsi="Lato" w:cs="Times New Roman"/>
-          <w:color w:val="202122"/>
-          <w:spacing w:val="3"/>
-          <w:kern w:val="0"/>
-          <w:sz w:val="28"/>
-          <w:szCs w:val="28"/>
-          <w14:ligatures w14:val="none"/>
-        </w:rPr>
-        <w:t> </w:t>
+        <w:t>Question 16</w:t>
       </w:r>
     </w:p>
     <w:p>
@@ -6472,7 +5917,7 @@
           <w:szCs w:val="28"/>
           <w14:ligatures w14:val="none"/>
         </w:rPr>
-        <w:t>Given a following code snippet that's part of a C++ program that compiles and runs:</w:t>
+        <w:t>Given a following code snippet</w:t>
       </w:r>
     </w:p>
     <w:p>
@@ -6918,19 +6363,7 @@
           <w:szCs w:val="36"/>
           <w14:ligatures w14:val="none"/>
         </w:rPr>
-        <w:t>Question 17 </w:t>
-      </w:r>
-      <w:r>
-        <w:rPr>
-          <w:rFonts w:ascii="Lato" w:eastAsia="Times New Roman" w:hAnsi="Lato" w:cs="Times New Roman"/>
-          <w:color w:val="202122"/>
-          <w:spacing w:val="3"/>
-          <w:kern w:val="0"/>
-          <w:sz w:val="36"/>
-          <w:szCs w:val="36"/>
-          <w14:ligatures w14:val="none"/>
-        </w:rPr>
-        <w:t>(1 point)</w:t>
+        <w:t>Question 17</w:t>
       </w:r>
     </w:p>
     <w:p>
@@ -6956,7 +6389,7 @@
           <w:szCs w:val="28"/>
           <w14:ligatures w14:val="none"/>
         </w:rPr>
-        <w:t>Given a following code snippet that's part of a C++ program that compiles and runs:</w:t>
+        <w:t>Given a following code snippet</w:t>
       </w:r>
     </w:p>
     <w:p>
@@ -7009,6 +6442,7 @@
           <w:szCs w:val="28"/>
           <w14:ligatures w14:val="none"/>
         </w:rPr>
+        <w:lastRenderedPageBreak/>
         <w:t>for(</w:t>
       </w:r>
       <w:proofErr w:type="gramEnd"/>
@@ -7340,12 +6774,69 @@
           <w:szCs w:val="36"/>
           <w14:ligatures w14:val="none"/>
         </w:rPr>
-        <w:lastRenderedPageBreak/>
-        <w:t>Question 18 </w:t>
-      </w:r>
-      <w:r>
-        <w:rPr>
-          <w:rFonts w:ascii="Lato" w:eastAsia="Times New Roman" w:hAnsi="Lato" w:cs="Times New Roman"/>
+        <w:t>Question 18</w:t>
+      </w:r>
+    </w:p>
+    <w:p>
+      <w:pPr>
+        <w:spacing w:after="0" w:line="240" w:lineRule="auto"/>
+        <w:rPr>
+          <w:rFonts w:ascii="Lato" w:eastAsia="Times New Roman" w:hAnsi="Lato" w:cs="Times New Roman"/>
+          <w:color w:val="202122"/>
+          <w:spacing w:val="3"/>
+          <w:kern w:val="0"/>
+          <w:sz w:val="28"/>
+          <w:szCs w:val="28"/>
+          <w14:ligatures w14:val="none"/>
+        </w:rPr>
+      </w:pPr>
+      <w:r>
+        <w:rPr>
+          <w:rFonts w:ascii="Lato" w:eastAsia="Times New Roman" w:hAnsi="Lato" w:cs="Times New Roman"/>
+          <w:color w:val="202122"/>
+          <w:spacing w:val="3"/>
+          <w:kern w:val="0"/>
+          <w:sz w:val="28"/>
+          <w:szCs w:val="28"/>
+          <w14:ligatures w14:val="none"/>
+        </w:rPr>
+        <w:t>Write a function that prints numbers from 1 to 100 with the following conditions. If the number is divisible by 5, print "Fizz", otherwise, print the number. Sample output:</w:t>
+      </w:r>
+      <w:r>
+        <w:rPr>
+          <w:rFonts w:ascii="Lato" w:eastAsia="Times New Roman" w:hAnsi="Lato" w:cs="Times New Roman"/>
+          <w:color w:val="202122"/>
+          <w:spacing w:val="3"/>
+          <w:kern w:val="0"/>
+          <w:sz w:val="28"/>
+          <w:szCs w:val="28"/>
+          <w14:ligatures w14:val="none"/>
+        </w:rPr>
+        <w:br/>
+        <w:t>1 2 3 4 Fizz 6 7 8 9 Fizz ...</w:t>
+      </w:r>
+      <w:r>
+        <w:rPr>
+          <w:rFonts w:ascii="Lato" w:eastAsia="Times New Roman" w:hAnsi="Lato" w:cs="Times New Roman"/>
+          <w:color w:val="202122"/>
+          <w:spacing w:val="3"/>
+          <w:kern w:val="0"/>
+          <w:sz w:val="28"/>
+          <w:szCs w:val="28"/>
+          <w14:ligatures w14:val="none"/>
+        </w:rPr>
+        <w:br/>
+        <w:t>Note: just implement the function; no need to write the complete program and call it.</w:t>
+      </w:r>
+    </w:p>
+    <w:p>
+      <w:pPr>
+        <w:spacing w:before="100" w:beforeAutospacing="1" w:after="100" w:afterAutospacing="1" w:line="240" w:lineRule="auto"/>
+        <w:outlineLvl w:val="1"/>
+        <w:rPr>
+          <w:rFonts w:ascii="Lato" w:eastAsia="Times New Roman" w:hAnsi="Lato" w:cs="Times New Roman"/>
+          <w:b/>
+          <w:bCs/>
           <w:color w:val="202122"/>
           <w:spacing w:val="3"/>
           <w:kern w:val="0"/>
@@ -7353,7 +6844,22 @@
           <w:szCs w:val="36"/>
           <w14:ligatures w14:val="none"/>
         </w:rPr>
-        <w:t>(1 point)</w:t>
+      </w:pPr>
+      <w:bookmarkStart w:id="17" w:name="q15367434"/>
+      <w:bookmarkEnd w:id="17"/>
+      <w:r>
+        <w:rPr>
+          <w:rFonts w:ascii="Lato" w:eastAsia="Times New Roman" w:hAnsi="Lato" w:cs="Times New Roman"/>
+          <w:b/>
+          <w:bCs/>
+          <w:color w:val="202122"/>
+          <w:spacing w:val="3"/>
+          <w:kern w:val="0"/>
+          <w:sz w:val="36"/>
+          <w:szCs w:val="36"/>
+          <w14:ligatures w14:val="none"/>
+        </w:rPr>
+        <w:t>Question 19</w:t>
       </w:r>
     </w:p>
     <w:p>
@@ -7379,59 +6885,7 @@
           <w:szCs w:val="28"/>
           <w14:ligatures w14:val="none"/>
         </w:rPr>
-        <w:t> </w:t>
-      </w:r>
-    </w:p>
-    <w:p>
-      <w:pPr>
-        <w:spacing w:after="0" w:line="240" w:lineRule="auto"/>
-        <w:rPr>
-          <w:rFonts w:ascii="Lato" w:eastAsia="Times New Roman" w:hAnsi="Lato" w:cs="Times New Roman"/>
-          <w:color w:val="202122"/>
-          <w:spacing w:val="3"/>
-          <w:kern w:val="0"/>
-          <w:sz w:val="28"/>
-          <w:szCs w:val="28"/>
-          <w14:ligatures w14:val="none"/>
-        </w:rPr>
-      </w:pPr>
-      <w:r>
-        <w:rPr>
-          <w:rFonts w:ascii="Lato" w:eastAsia="Times New Roman" w:hAnsi="Lato" w:cs="Times New Roman"/>
-          <w:color w:val="202122"/>
-          <w:spacing w:val="3"/>
-          <w:kern w:val="0"/>
-          <w:sz w:val="28"/>
-          <w:szCs w:val="28"/>
-          <w14:ligatures w14:val="none"/>
-        </w:rPr>
-        <w:t>Write a function that prints numbers from 1 to 100 with the following conditions. If the number is divisible by 5, print "Fizz", otherwise, print the number. Sample output:</w:t>
-      </w:r>
-      <w:r>
-        <w:rPr>
-          <w:rFonts w:ascii="Lato" w:eastAsia="Times New Roman" w:hAnsi="Lato" w:cs="Times New Roman"/>
-          <w:color w:val="202122"/>
-          <w:spacing w:val="3"/>
-          <w:kern w:val="0"/>
-          <w:sz w:val="28"/>
-          <w:szCs w:val="28"/>
-          <w14:ligatures w14:val="none"/>
-        </w:rPr>
-        <w:br/>
-        <w:t>1 2 3 4 Fizz 6 7 8 9 Fizz ...</w:t>
-      </w:r>
-      <w:r>
-        <w:rPr>
-          <w:rFonts w:ascii="Lato" w:eastAsia="Times New Roman" w:hAnsi="Lato" w:cs="Times New Roman"/>
-          <w:color w:val="202122"/>
-          <w:spacing w:val="3"/>
-          <w:kern w:val="0"/>
-          <w:sz w:val="28"/>
-          <w:szCs w:val="28"/>
-          <w14:ligatures w14:val="none"/>
-        </w:rPr>
-        <w:br/>
-        <w:t>Note: just implement the function; no need to write the complete program and call it.</w:t>
+        <w:t>Write a function that prompts user to enter an integer between 1 and 10. The function must validate user input and return the valid response between 1 and 10 only!</w:t>
       </w:r>
     </w:p>
     <w:p>
@@ -7450,8 +6904,8 @@
           <w14:ligatures w14:val="none"/>
         </w:rPr>
       </w:pPr>
-      <w:bookmarkStart w:id="17" w:name="q15367434"/>
-      <w:bookmarkEnd w:id="17"/>
+      <w:bookmarkStart w:id="18" w:name="q15367432"/>
+      <w:bookmarkEnd w:id="18"/>
       <w:r>
         <w:rPr>
           <w:rFonts w:ascii="Lato" w:eastAsia="Times New Roman" w:hAnsi="Lato" w:cs="Times New Roman"/>
@@ -7464,11 +6918,108 @@
           <w:szCs w:val="36"/>
           <w14:ligatures w14:val="none"/>
         </w:rPr>
-        <w:t>Question 19 </w:t>
-      </w:r>
-      <w:r>
-        <w:rPr>
-          <w:rFonts w:ascii="Lato" w:eastAsia="Times New Roman" w:hAnsi="Lato" w:cs="Times New Roman"/>
+        <w:t>Question 20</w:t>
+      </w:r>
+    </w:p>
+    <w:p>
+      <w:pPr>
+        <w:spacing w:after="0" w:line="240" w:lineRule="auto"/>
+        <w:rPr>
+          <w:rFonts w:ascii="Lato" w:eastAsia="Times New Roman" w:hAnsi="Lato" w:cs="Times New Roman"/>
+          <w:color w:val="202122"/>
+          <w:spacing w:val="3"/>
+          <w:kern w:val="0"/>
+          <w:sz w:val="28"/>
+          <w:szCs w:val="28"/>
+          <w14:ligatures w14:val="none"/>
+        </w:rPr>
+      </w:pPr>
+      <w:r>
+        <w:rPr>
+          <w:rFonts w:ascii="Lato" w:eastAsia="Times New Roman" w:hAnsi="Lato" w:cs="Times New Roman"/>
+          <w:color w:val="202122"/>
+          <w:spacing w:val="3"/>
+          <w:kern w:val="0"/>
+          <w:sz w:val="28"/>
+          <w:szCs w:val="28"/>
+          <w14:ligatures w14:val="none"/>
+        </w:rPr>
+        <w:t>Write a function that takes a height and prints a square geometric shape with * (asterisk</w:t>
+      </w:r>
+      <w:proofErr w:type="gramStart"/>
+      <w:r>
+        <w:rPr>
+          <w:rFonts w:ascii="Lato" w:eastAsia="Times New Roman" w:hAnsi="Lato" w:cs="Times New Roman"/>
+          <w:color w:val="202122"/>
+          <w:spacing w:val="3"/>
+          <w:kern w:val="0"/>
+          <w:sz w:val="28"/>
+          <w:szCs w:val="28"/>
+          <w14:ligatures w14:val="none"/>
+        </w:rPr>
+        <w:t>) .</w:t>
+      </w:r>
+      <w:proofErr w:type="gramEnd"/>
+      <w:r>
+        <w:rPr>
+          <w:rFonts w:ascii="Lato" w:eastAsia="Times New Roman" w:hAnsi="Lato" w:cs="Times New Roman"/>
+          <w:color w:val="202122"/>
+          <w:spacing w:val="3"/>
+          <w:kern w:val="0"/>
+          <w:sz w:val="28"/>
+          <w:szCs w:val="28"/>
+          <w14:ligatures w14:val="none"/>
+        </w:rPr>
+        <w:t xml:space="preserve"> E.g. if height is 3, the function should generate the following ASCII shape:</w:t>
+      </w:r>
+      <w:r>
+        <w:rPr>
+          <w:rFonts w:ascii="Lato" w:eastAsia="Times New Roman" w:hAnsi="Lato" w:cs="Times New Roman"/>
+          <w:color w:val="202122"/>
+          <w:spacing w:val="3"/>
+          <w:kern w:val="0"/>
+          <w:sz w:val="28"/>
+          <w:szCs w:val="28"/>
+          <w14:ligatures w14:val="none"/>
+        </w:rPr>
+        <w:br/>
+        <w:t>* * *</w:t>
+      </w:r>
+      <w:r>
+        <w:rPr>
+          <w:rFonts w:ascii="Lato" w:eastAsia="Times New Roman" w:hAnsi="Lato" w:cs="Times New Roman"/>
+          <w:color w:val="202122"/>
+          <w:spacing w:val="3"/>
+          <w:kern w:val="0"/>
+          <w:sz w:val="28"/>
+          <w:szCs w:val="28"/>
+          <w14:ligatures w14:val="none"/>
+        </w:rPr>
+        <w:br/>
+        <w:t>* * *</w:t>
+      </w:r>
+      <w:r>
+        <w:rPr>
+          <w:rFonts w:ascii="Lato" w:eastAsia="Times New Roman" w:hAnsi="Lato" w:cs="Times New Roman"/>
+          <w:color w:val="202122"/>
+          <w:spacing w:val="3"/>
+          <w:kern w:val="0"/>
+          <w:sz w:val="28"/>
+          <w:szCs w:val="28"/>
+          <w14:ligatures w14:val="none"/>
+        </w:rPr>
+        <w:br/>
+        <w:t>* * *</w:t>
+      </w:r>
+    </w:p>
+    <w:p>
+      <w:pPr>
+        <w:spacing w:before="100" w:beforeAutospacing="1" w:after="100" w:afterAutospacing="1" w:line="240" w:lineRule="auto"/>
+        <w:outlineLvl w:val="1"/>
+        <w:rPr>
+          <w:rFonts w:ascii="Lato" w:eastAsia="Times New Roman" w:hAnsi="Lato" w:cs="Times New Roman"/>
+          <w:b/>
+          <w:bCs/>
           <w:color w:val="202122"/>
           <w:spacing w:val="3"/>
           <w:kern w:val="0"/>
@@ -7476,65 +7027,10 @@
           <w:szCs w:val="36"/>
           <w14:ligatures w14:val="none"/>
         </w:rPr>
-        <w:t>(1 point)</w:t>
-      </w:r>
-    </w:p>
-    <w:p>
-      <w:pPr>
-        <w:spacing w:after="0" w:line="240" w:lineRule="auto"/>
-        <w:rPr>
-          <w:rFonts w:ascii="Lato" w:eastAsia="Times New Roman" w:hAnsi="Lato" w:cs="Times New Roman"/>
-          <w:color w:val="202122"/>
-          <w:spacing w:val="3"/>
-          <w:kern w:val="0"/>
-          <w:sz w:val="28"/>
-          <w:szCs w:val="28"/>
-          <w14:ligatures w14:val="none"/>
-        </w:rPr>
-      </w:pPr>
-      <w:r>
-        <w:rPr>
-          <w:rFonts w:ascii="Lato" w:eastAsia="Times New Roman" w:hAnsi="Lato" w:cs="Times New Roman"/>
-          <w:color w:val="202122"/>
-          <w:spacing w:val="3"/>
-          <w:kern w:val="0"/>
-          <w:sz w:val="28"/>
-          <w:szCs w:val="28"/>
-          <w14:ligatures w14:val="none"/>
-        </w:rPr>
-        <w:t> </w:t>
-      </w:r>
-    </w:p>
-    <w:p>
-      <w:pPr>
-        <w:spacing w:after="0" w:line="240" w:lineRule="auto"/>
-        <w:rPr>
-          <w:rFonts w:ascii="Lato" w:eastAsia="Times New Roman" w:hAnsi="Lato" w:cs="Times New Roman"/>
-          <w:color w:val="202122"/>
-          <w:spacing w:val="3"/>
-          <w:kern w:val="0"/>
-          <w:sz w:val="28"/>
-          <w:szCs w:val="28"/>
-          <w14:ligatures w14:val="none"/>
-        </w:rPr>
-      </w:pPr>
-      <w:r>
-        <w:rPr>
-          <w:rFonts w:ascii="Lato" w:eastAsia="Times New Roman" w:hAnsi="Lato" w:cs="Times New Roman"/>
-          <w:color w:val="202122"/>
-          <w:spacing w:val="3"/>
-          <w:kern w:val="0"/>
-          <w:sz w:val="28"/>
-          <w:szCs w:val="28"/>
-          <w14:ligatures w14:val="none"/>
-        </w:rPr>
-        <w:t>Write a function that prompts user to enter an integer between 1 and 10. The function must validate user input and return the valid response between 1 and 10 only!</w:t>
-      </w:r>
-    </w:p>
-    <w:p>
-      <w:pPr>
-        <w:spacing w:before="100" w:beforeAutospacing="1" w:after="100" w:afterAutospacing="1" w:line="240" w:lineRule="auto"/>
-        <w:outlineLvl w:val="1"/>
+      </w:pPr>
+      <w:bookmarkStart w:id="19" w:name="q15367416"/>
+      <w:bookmarkEnd w:id="19"/>
+      <w:r>
         <w:rPr>
           <w:rFonts w:ascii="Lato" w:eastAsia="Times New Roman" w:hAnsi="Lato" w:cs="Times New Roman"/>
           <w:b/>
@@ -7546,222 +7042,7 @@
           <w:szCs w:val="36"/>
           <w14:ligatures w14:val="none"/>
         </w:rPr>
-      </w:pPr>
-      <w:bookmarkStart w:id="18" w:name="q15367432"/>
-      <w:bookmarkEnd w:id="18"/>
-      <w:r>
-        <w:rPr>
-          <w:rFonts w:ascii="Lato" w:eastAsia="Times New Roman" w:hAnsi="Lato" w:cs="Times New Roman"/>
-          <w:b/>
-          <w:bCs/>
-          <w:color w:val="202122"/>
-          <w:spacing w:val="3"/>
-          <w:kern w:val="0"/>
-          <w:sz w:val="36"/>
-          <w:szCs w:val="36"/>
-          <w14:ligatures w14:val="none"/>
-        </w:rPr>
-        <w:t>Question 20 </w:t>
-      </w:r>
-      <w:r>
-        <w:rPr>
-          <w:rFonts w:ascii="Lato" w:eastAsia="Times New Roman" w:hAnsi="Lato" w:cs="Times New Roman"/>
-          <w:color w:val="202122"/>
-          <w:spacing w:val="3"/>
-          <w:kern w:val="0"/>
-          <w:sz w:val="36"/>
-          <w:szCs w:val="36"/>
-          <w14:ligatures w14:val="none"/>
-        </w:rPr>
-        <w:t>(1 point)</w:t>
-      </w:r>
-    </w:p>
-    <w:p>
-      <w:pPr>
-        <w:spacing w:after="0" w:line="240" w:lineRule="auto"/>
-        <w:rPr>
-          <w:rFonts w:ascii="Lato" w:eastAsia="Times New Roman" w:hAnsi="Lato" w:cs="Times New Roman"/>
-          <w:color w:val="202122"/>
-          <w:spacing w:val="3"/>
-          <w:kern w:val="0"/>
-          <w:sz w:val="28"/>
-          <w:szCs w:val="28"/>
-          <w14:ligatures w14:val="none"/>
-        </w:rPr>
-      </w:pPr>
-      <w:r>
-        <w:rPr>
-          <w:rFonts w:ascii="Lato" w:eastAsia="Times New Roman" w:hAnsi="Lato" w:cs="Times New Roman"/>
-          <w:color w:val="202122"/>
-          <w:spacing w:val="3"/>
-          <w:kern w:val="0"/>
-          <w:sz w:val="28"/>
-          <w:szCs w:val="28"/>
-          <w14:ligatures w14:val="none"/>
-        </w:rPr>
-        <w:t> </w:t>
-      </w:r>
-    </w:p>
-    <w:p>
-      <w:pPr>
-        <w:spacing w:after="0" w:line="240" w:lineRule="auto"/>
-        <w:rPr>
-          <w:rFonts w:ascii="Lato" w:eastAsia="Times New Roman" w:hAnsi="Lato" w:cs="Times New Roman"/>
-          <w:color w:val="202122"/>
-          <w:spacing w:val="3"/>
-          <w:kern w:val="0"/>
-          <w:sz w:val="28"/>
-          <w:szCs w:val="28"/>
-          <w14:ligatures w14:val="none"/>
-        </w:rPr>
-      </w:pPr>
-      <w:r>
-        <w:rPr>
-          <w:rFonts w:ascii="Lato" w:eastAsia="Times New Roman" w:hAnsi="Lato" w:cs="Times New Roman"/>
-          <w:color w:val="202122"/>
-          <w:spacing w:val="3"/>
-          <w:kern w:val="0"/>
-          <w:sz w:val="28"/>
-          <w:szCs w:val="28"/>
-          <w14:ligatures w14:val="none"/>
-        </w:rPr>
-        <w:t>Write a function that takes a height and prints a square geometric shape with * (asterisk</w:t>
-      </w:r>
-      <w:proofErr w:type="gramStart"/>
-      <w:r>
-        <w:rPr>
-          <w:rFonts w:ascii="Lato" w:eastAsia="Times New Roman" w:hAnsi="Lato" w:cs="Times New Roman"/>
-          <w:color w:val="202122"/>
-          <w:spacing w:val="3"/>
-          <w:kern w:val="0"/>
-          <w:sz w:val="28"/>
-          <w:szCs w:val="28"/>
-          <w14:ligatures w14:val="none"/>
-        </w:rPr>
-        <w:t>) .</w:t>
-      </w:r>
-      <w:proofErr w:type="gramEnd"/>
-      <w:r>
-        <w:rPr>
-          <w:rFonts w:ascii="Lato" w:eastAsia="Times New Roman" w:hAnsi="Lato" w:cs="Times New Roman"/>
-          <w:color w:val="202122"/>
-          <w:spacing w:val="3"/>
-          <w:kern w:val="0"/>
-          <w:sz w:val="28"/>
-          <w:szCs w:val="28"/>
-          <w14:ligatures w14:val="none"/>
-        </w:rPr>
-        <w:t xml:space="preserve"> E.g. if height is 3, the function should generate the following ASCII shape:</w:t>
-      </w:r>
-      <w:r>
-        <w:rPr>
-          <w:rFonts w:ascii="Lato" w:eastAsia="Times New Roman" w:hAnsi="Lato" w:cs="Times New Roman"/>
-          <w:color w:val="202122"/>
-          <w:spacing w:val="3"/>
-          <w:kern w:val="0"/>
-          <w:sz w:val="28"/>
-          <w:szCs w:val="28"/>
-          <w14:ligatures w14:val="none"/>
-        </w:rPr>
-        <w:br/>
-        <w:t>* * *</w:t>
-      </w:r>
-      <w:r>
-        <w:rPr>
-          <w:rFonts w:ascii="Lato" w:eastAsia="Times New Roman" w:hAnsi="Lato" w:cs="Times New Roman"/>
-          <w:color w:val="202122"/>
-          <w:spacing w:val="3"/>
-          <w:kern w:val="0"/>
-          <w:sz w:val="28"/>
-          <w:szCs w:val="28"/>
-          <w14:ligatures w14:val="none"/>
-        </w:rPr>
-        <w:br/>
-        <w:t>* * *</w:t>
-      </w:r>
-      <w:r>
-        <w:rPr>
-          <w:rFonts w:ascii="Lato" w:eastAsia="Times New Roman" w:hAnsi="Lato" w:cs="Times New Roman"/>
-          <w:color w:val="202122"/>
-          <w:spacing w:val="3"/>
-          <w:kern w:val="0"/>
-          <w:sz w:val="28"/>
-          <w:szCs w:val="28"/>
-          <w14:ligatures w14:val="none"/>
-        </w:rPr>
-        <w:br/>
-        <w:t>* * *</w:t>
-      </w:r>
-    </w:p>
-    <w:p>
-      <w:pPr>
-        <w:spacing w:before="100" w:beforeAutospacing="1" w:after="100" w:afterAutospacing="1" w:line="240" w:lineRule="auto"/>
-        <w:outlineLvl w:val="1"/>
-        <w:rPr>
-          <w:rFonts w:ascii="Lato" w:eastAsia="Times New Roman" w:hAnsi="Lato" w:cs="Times New Roman"/>
-          <w:b/>
-          <w:bCs/>
-          <w:color w:val="202122"/>
-          <w:spacing w:val="3"/>
-          <w:kern w:val="0"/>
-          <w:sz w:val="36"/>
-          <w:szCs w:val="36"/>
-          <w14:ligatures w14:val="none"/>
-        </w:rPr>
-      </w:pPr>
-      <w:bookmarkStart w:id="19" w:name="q15367416"/>
-      <w:bookmarkEnd w:id="19"/>
-      <w:r>
-        <w:rPr>
-          <w:rFonts w:ascii="Lato" w:eastAsia="Times New Roman" w:hAnsi="Lato" w:cs="Times New Roman"/>
-          <w:b/>
-          <w:bCs/>
-          <w:color w:val="202122"/>
-          <w:spacing w:val="3"/>
-          <w:kern w:val="0"/>
-          <w:sz w:val="36"/>
-          <w:szCs w:val="36"/>
-          <w14:ligatures w14:val="none"/>
-        </w:rPr>
-        <w:t>Question 21 </w:t>
-      </w:r>
-      <w:r>
-        <w:rPr>
-          <w:rFonts w:ascii="Lato" w:eastAsia="Times New Roman" w:hAnsi="Lato" w:cs="Times New Roman"/>
-          <w:color w:val="202122"/>
-          <w:spacing w:val="3"/>
-          <w:kern w:val="0"/>
-          <w:sz w:val="36"/>
-          <w:szCs w:val="36"/>
-          <w14:ligatures w14:val="none"/>
-        </w:rPr>
-        <w:t>(1 point)</w:t>
-      </w:r>
-    </w:p>
-    <w:p>
-      <w:pPr>
-        <w:spacing w:after="0" w:line="240" w:lineRule="auto"/>
-        <w:rPr>
-          <w:rFonts w:ascii="Lato" w:eastAsia="Times New Roman" w:hAnsi="Lato" w:cs="Times New Roman"/>
-          <w:color w:val="202122"/>
-          <w:spacing w:val="3"/>
-          <w:kern w:val="0"/>
-          <w:sz w:val="28"/>
-          <w:szCs w:val="28"/>
-          <w14:ligatures w14:val="none"/>
-        </w:rPr>
-      </w:pPr>
-      <w:r>
-        <w:rPr>
-          <w:rFonts w:ascii="Lato" w:eastAsia="Times New Roman" w:hAnsi="Lato" w:cs="Times New Roman"/>
-          <w:color w:val="202122"/>
-          <w:spacing w:val="3"/>
-          <w:kern w:val="0"/>
-          <w:sz w:val="28"/>
-          <w:szCs w:val="28"/>
-          <w14:ligatures w14:val="none"/>
-        </w:rPr>
-        <w:t> </w:t>
+        <w:t>Question 21</w:t>
       </w:r>
     </w:p>
     <w:p>
